--- a/Assignment/R.Jaideep(192525441) Assignment.docx
+++ b/Assignment/R.Jaideep(192525441) Assignment.docx
@@ -306,6 +306,14 @@
             </w:pPr>
             <w:r>
               <w:rPr>
+                <w:b w:val="1"/>
+                <w:bCs w:val="1"/>
+                <w:rtl w:val="0"/>
+              </w:rPr>
+              <w:t xml:space="preserve">Dr. Santhiya Lakshmi K</w:t>
+            </w:r>
+            <w:r>
+              <w:rPr>
                 <w:rtl w:val="0"/>
               </w:rPr>
             </w:r>
@@ -404,6 +412,8 @@
             <w:pPr>
               <w:rPr/>
             </w:pPr>
+            <w:bookmarkStart w:colFirst="0" w:colLast="0" w:name="_vghq0myo0efe" w:id="0"/>
+            <w:bookmarkEnd w:id="0"/>
             <w:r>
               <w:rPr>
                 <w:rtl w:val="0"/>
@@ -1855,7 +1865,7 @@
         <w:widowControl w:val="1"/>
         <w:numPr>
           <w:ilvl w:val="0"/>
-          <w:numId w:val="2"/>
+          <w:numId w:val="3"/>
         </w:numPr>
         <w:pBdr>
           <w:top w:space="0" w:sz="0" w:val="nil"/>
@@ -1898,7 +1908,7 @@
         <w:widowControl w:val="1"/>
         <w:numPr>
           <w:ilvl w:val="0"/>
-          <w:numId w:val="2"/>
+          <w:numId w:val="3"/>
         </w:numPr>
         <w:pBdr>
           <w:top w:space="0" w:sz="0" w:val="nil"/>
@@ -1941,7 +1951,7 @@
         <w:widowControl w:val="1"/>
         <w:numPr>
           <w:ilvl w:val="0"/>
-          <w:numId w:val="2"/>
+          <w:numId w:val="3"/>
         </w:numPr>
         <w:pBdr>
           <w:top w:space="0" w:sz="0" w:val="nil"/>
@@ -1984,7 +1994,7 @@
         <w:widowControl w:val="1"/>
         <w:numPr>
           <w:ilvl w:val="0"/>
-          <w:numId w:val="2"/>
+          <w:numId w:val="3"/>
         </w:numPr>
         <w:pBdr>
           <w:top w:space="0" w:sz="0" w:val="nil"/>
@@ -2027,7 +2037,7 @@
         <w:widowControl w:val="1"/>
         <w:numPr>
           <w:ilvl w:val="0"/>
-          <w:numId w:val="2"/>
+          <w:numId w:val="3"/>
         </w:numPr>
         <w:pBdr>
           <w:top w:space="0" w:sz="0" w:val="nil"/>
@@ -2070,7 +2080,7 @@
         <w:widowControl w:val="1"/>
         <w:numPr>
           <w:ilvl w:val="0"/>
-          <w:numId w:val="2"/>
+          <w:numId w:val="3"/>
         </w:numPr>
         <w:pBdr>
           <w:top w:space="0" w:sz="0" w:val="nil"/>
@@ -5138,27 +5148,6 @@
     </w:tbl>
     <w:p>
       <w:pPr>
-        <w:rPr/>
-      </w:pPr>
-      <w:r>
-        <w:rPr>
-          <w:rtl w:val="0"/>
-        </w:rPr>
-      </w:r>
-    </w:p>
-    <w:p>
-      <w:pPr>
-        <w:rPr/>
-      </w:pPr>
-      <w:r>
-        <w:rPr>
-          <w:rtl w:val="0"/>
-        </w:rPr>
-        <w:t xml:space="preserve">The system will be considered validated when complaint submission, cloud storage, report display, status updating, filtering and dashboard calculations operate as expected.</w:t>
-      </w:r>
-    </w:p>
-    <w:p>
-      <w:pPr>
         <w:pStyle w:val="Heading2"/>
         <w:rPr>
           <w:color w:val="000000"/>
@@ -6012,7 +6001,7 @@
         <w:widowControl w:val="1"/>
         <w:numPr>
           <w:ilvl w:val="0"/>
-          <w:numId w:val="2"/>
+          <w:numId w:val="3"/>
         </w:numPr>
         <w:pBdr>
           <w:top w:space="0" w:sz="0" w:val="nil"/>
@@ -6045,6 +6034,270 @@
           <w:rtl w:val="0"/>
         </w:rPr>
         <w:t xml:space="preserve">Mell, P., &amp; Grance, T. (2011). The NIST Definition of Cloud Computing. National Institute of Standards and Technology.</w:t>
+      </w:r>
+    </w:p>
+    <w:p>
+      <w:pPr>
+        <w:keepNext w:val="0"/>
+        <w:keepLines w:val="0"/>
+        <w:pageBreakBefore w:val="0"/>
+        <w:widowControl w:val="1"/>
+        <w:numPr>
+          <w:ilvl w:val="0"/>
+          <w:numId w:val="3"/>
+        </w:numPr>
+        <w:pBdr>
+          <w:top w:space="0" w:sz="0" w:val="nil"/>
+          <w:left w:space="0" w:sz="0" w:val="nil"/>
+          <w:bottom w:space="0" w:sz="0" w:val="nil"/>
+          <w:right w:space="0" w:sz="0" w:val="nil"/>
+          <w:between w:space="0" w:sz="0" w:val="nil"/>
+        </w:pBdr>
+        <w:shd w:fill="auto" w:val="clear"/>
+        <w:spacing w:after="0" w:before="0" w:line="360" w:lineRule="auto"/>
+        <w:ind w:left="360" w:right="0" w:hanging="360"/>
+        <w:jc w:val="left"/>
+        <w:rPr/>
+      </w:pPr>
+      <w:r>
+        <w:rPr>
+          <w:rFonts w:ascii="Times New Roman" w:cs="Times New Roman" w:eastAsia="Times New Roman" w:hAnsi="Times New Roman"/>
+          <w:b w:val="0"/>
+          <w:bCs w:val="0"/>
+          <w:i w:val="0"/>
+          <w:iCs w:val="0"/>
+          <w:smallCaps w:val="0"/>
+          <w:strike w:val="0"/>
+          <w:color w:val="000000"/>
+          <w:sz w:val="24"/>
+          <w:szCs w:val="24"/>
+          <w:u w:val="none"/>
+          <w:shd w:fill="auto" w:val="clear"/>
+          <w:vertAlign w:val="baseline"/>
+          <w:rtl w:val="0"/>
+        </w:rPr>
+        <w:t xml:space="preserve">National Institute of Standards and Technology (NIST). Cloud Computing resources and guidance.</w:t>
+      </w:r>
+    </w:p>
+    <w:p>
+      <w:pPr>
+        <w:keepNext w:val="0"/>
+        <w:keepLines w:val="0"/>
+        <w:pageBreakBefore w:val="0"/>
+        <w:widowControl w:val="1"/>
+        <w:numPr>
+          <w:ilvl w:val="0"/>
+          <w:numId w:val="3"/>
+        </w:numPr>
+        <w:pBdr>
+          <w:top w:space="0" w:sz="0" w:val="nil"/>
+          <w:left w:space="0" w:sz="0" w:val="nil"/>
+          <w:bottom w:space="0" w:sz="0" w:val="nil"/>
+          <w:right w:space="0" w:sz="0" w:val="nil"/>
+          <w:between w:space="0" w:sz="0" w:val="nil"/>
+        </w:pBdr>
+        <w:shd w:fill="auto" w:val="clear"/>
+        <w:spacing w:after="0" w:before="0" w:line="360" w:lineRule="auto"/>
+        <w:ind w:left="360" w:right="0" w:hanging="360"/>
+        <w:jc w:val="left"/>
+        <w:rPr/>
+      </w:pPr>
+      <w:r>
+        <w:rPr>
+          <w:rFonts w:ascii="Times New Roman" w:cs="Times New Roman" w:eastAsia="Times New Roman" w:hAnsi="Times New Roman"/>
+          <w:b w:val="0"/>
+          <w:bCs w:val="0"/>
+          <w:i w:val="0"/>
+          <w:iCs w:val="0"/>
+          <w:smallCaps w:val="0"/>
+          <w:strike w:val="0"/>
+          <w:color w:val="000000"/>
+          <w:sz w:val="24"/>
+          <w:szCs w:val="24"/>
+          <w:u w:val="none"/>
+          <w:shd w:fill="auto" w:val="clear"/>
+          <w:vertAlign w:val="baseline"/>
+          <w:rtl w:val="0"/>
+        </w:rPr>
+        <w:t xml:space="preserve">Zoho Corporation. Zoho Creator documentation and product resources.</w:t>
+      </w:r>
+    </w:p>
+    <w:p>
+      <w:pPr>
+        <w:keepNext w:val="0"/>
+        <w:keepLines w:val="0"/>
+        <w:pageBreakBefore w:val="0"/>
+        <w:widowControl w:val="1"/>
+        <w:numPr>
+          <w:ilvl w:val="0"/>
+          <w:numId w:val="3"/>
+        </w:numPr>
+        <w:pBdr>
+          <w:top w:space="0" w:sz="0" w:val="nil"/>
+          <w:left w:space="0" w:sz="0" w:val="nil"/>
+          <w:bottom w:space="0" w:sz="0" w:val="nil"/>
+          <w:right w:space="0" w:sz="0" w:val="nil"/>
+          <w:between w:space="0" w:sz="0" w:val="nil"/>
+        </w:pBdr>
+        <w:shd w:fill="auto" w:val="clear"/>
+        <w:spacing w:after="0" w:before="0" w:line="360" w:lineRule="auto"/>
+        <w:ind w:left="360" w:right="0" w:hanging="360"/>
+        <w:jc w:val="left"/>
+        <w:rPr/>
+      </w:pPr>
+      <w:r>
+        <w:rPr>
+          <w:rFonts w:ascii="Times New Roman" w:cs="Times New Roman" w:eastAsia="Times New Roman" w:hAnsi="Times New Roman"/>
+          <w:b w:val="0"/>
+          <w:bCs w:val="0"/>
+          <w:i w:val="0"/>
+          <w:iCs w:val="0"/>
+          <w:smallCaps w:val="0"/>
+          <w:strike w:val="0"/>
+          <w:color w:val="000000"/>
+          <w:sz w:val="24"/>
+          <w:szCs w:val="24"/>
+          <w:u w:val="none"/>
+          <w:shd w:fill="auto" w:val="clear"/>
+          <w:vertAlign w:val="baseline"/>
+          <w:rtl w:val="0"/>
+        </w:rPr>
+        <w:t xml:space="preserve">Rittinghouse, J. W., &amp; Ransome, J. F. (2017). Cloud Computing: Implementation, Management, and Security. CRC Press.</w:t>
+      </w:r>
+    </w:p>
+    <w:p>
+      <w:pPr>
+        <w:keepNext w:val="0"/>
+        <w:keepLines w:val="0"/>
+        <w:pageBreakBefore w:val="0"/>
+        <w:widowControl w:val="1"/>
+        <w:numPr>
+          <w:ilvl w:val="0"/>
+          <w:numId w:val="3"/>
+        </w:numPr>
+        <w:pBdr>
+          <w:top w:space="0" w:sz="0" w:val="nil"/>
+          <w:left w:space="0" w:sz="0" w:val="nil"/>
+          <w:bottom w:space="0" w:sz="0" w:val="nil"/>
+          <w:right w:space="0" w:sz="0" w:val="nil"/>
+          <w:between w:space="0" w:sz="0" w:val="nil"/>
+        </w:pBdr>
+        <w:shd w:fill="auto" w:val="clear"/>
+        <w:spacing w:after="0" w:before="0" w:line="360" w:lineRule="auto"/>
+        <w:ind w:left="360" w:right="0" w:hanging="360"/>
+        <w:jc w:val="left"/>
+        <w:rPr/>
+      </w:pPr>
+      <w:r>
+        <w:rPr>
+          <w:rFonts w:ascii="Times New Roman" w:cs="Times New Roman" w:eastAsia="Times New Roman" w:hAnsi="Times New Roman"/>
+          <w:b w:val="0"/>
+          <w:bCs w:val="0"/>
+          <w:i w:val="0"/>
+          <w:iCs w:val="0"/>
+          <w:smallCaps w:val="0"/>
+          <w:strike w:val="0"/>
+          <w:color w:val="000000"/>
+          <w:sz w:val="24"/>
+          <w:szCs w:val="24"/>
+          <w:u w:val="none"/>
+          <w:shd w:fill="auto" w:val="clear"/>
+          <w:vertAlign w:val="baseline"/>
+          <w:rtl w:val="0"/>
+        </w:rPr>
+        <w:t xml:space="preserve">Erl, T., Puttini, R., &amp; Mahmood, Z. (2013). Cloud Computing: Concepts, Technology &amp; Architecture. Prentice Hall.</w:t>
+      </w:r>
+    </w:p>
+    <w:p>
+      <w:pPr>
+        <w:keepNext w:val="0"/>
+        <w:keepLines w:val="0"/>
+        <w:pageBreakBefore w:val="0"/>
+        <w:widowControl w:val="1"/>
+        <w:pBdr>
+          <w:top w:space="0" w:sz="0" w:val="nil"/>
+          <w:left w:space="0" w:sz="0" w:val="nil"/>
+          <w:bottom w:space="0" w:sz="0" w:val="nil"/>
+          <w:right w:space="0" w:sz="0" w:val="nil"/>
+          <w:between w:space="0" w:sz="0" w:val="nil"/>
+        </w:pBdr>
+        <w:shd w:fill="auto" w:val="clear"/>
+        <w:spacing w:after="0" w:before="0" w:line="360" w:lineRule="auto"/>
+        <w:ind w:left="360" w:right="0" w:hanging="360"/>
+        <w:jc w:val="left"/>
+        <w:rPr>
+          <w:rFonts w:ascii="Times New Roman" w:cs="Times New Roman" w:eastAsia="Times New Roman" w:hAnsi="Times New Roman"/>
+          <w:b w:val="0"/>
+          <w:bCs w:val="0"/>
+          <w:i w:val="0"/>
+          <w:iCs w:val="0"/>
+          <w:smallCaps w:val="0"/>
+          <w:strike w:val="0"/>
+          <w:color w:val="000000"/>
+          <w:sz w:val="24"/>
+          <w:szCs w:val="24"/>
+          <w:u w:val="none"/>
+          <w:shd w:fill="auto" w:val="clear"/>
+          <w:vertAlign w:val="baseline"/>
+        </w:rPr>
+      </w:pPr>
+      <w:r>
+        <w:rPr>
+          <w:rtl w:val="0"/>
+        </w:rPr>
+      </w:r>
+    </w:p>
+    <w:p>
+      <w:pPr>
+        <w:keepNext w:val="0"/>
+        <w:keepLines w:val="0"/>
+        <w:pageBreakBefore w:val="0"/>
+        <w:widowControl w:val="1"/>
+        <w:pBdr>
+          <w:top w:space="0" w:sz="0" w:val="nil"/>
+          <w:left w:space="0" w:sz="0" w:val="nil"/>
+          <w:bottom w:space="0" w:sz="0" w:val="nil"/>
+          <w:right w:space="0" w:sz="0" w:val="nil"/>
+          <w:between w:space="0" w:sz="0" w:val="nil"/>
+        </w:pBdr>
+        <w:shd w:fill="auto" w:val="clear"/>
+        <w:spacing w:after="0" w:before="0" w:line="360" w:lineRule="auto"/>
+        <w:ind w:left="360" w:right="0" w:hanging="360"/>
+        <w:jc w:val="left"/>
+        <w:rPr>
+          <w:rFonts w:ascii="Times New Roman" w:cs="Times New Roman" w:eastAsia="Times New Roman" w:hAnsi="Times New Roman"/>
+          <w:b w:val="1"/>
+          <w:bCs w:val="1"/>
+          <w:i w:val="0"/>
+          <w:iCs w:val="0"/>
+          <w:smallCaps w:val="0"/>
+          <w:strike w:val="0"/>
+          <w:color w:val="000000"/>
+          <w:sz w:val="24"/>
+          <w:szCs w:val="24"/>
+          <w:u w:val="none"/>
+          <w:shd w:fill="auto" w:val="clear"/>
+          <w:vertAlign w:val="baseline"/>
+        </w:rPr>
+      </w:pPr>
+      <w:r>
+        <w:rPr>
+          <w:rFonts w:ascii="Times New Roman" w:cs="Times New Roman" w:eastAsia="Times New Roman" w:hAnsi="Times New Roman"/>
+          <w:b w:val="1"/>
+          <w:bCs w:val="1"/>
+          <w:i w:val="0"/>
+          <w:iCs w:val="0"/>
+          <w:smallCaps w:val="0"/>
+          <w:strike w:val="0"/>
+          <w:color w:val="000000"/>
+          <w:sz w:val="24"/>
+          <w:szCs w:val="24"/>
+          <w:u w:val="none"/>
+          <w:shd w:fill="auto" w:val="clear"/>
+          <w:vertAlign w:val="baseline"/>
+          <w:rtl w:val="0"/>
+        </w:rPr>
+        <w:t xml:space="preserve">10.Student Reflection</w:t>
       </w:r>
     </w:p>
     <w:p>
@@ -6066,8 +6319,8 @@
         </w:pBdr>
         <w:shd w:fill="auto" w:val="clear"/>
         <w:spacing w:after="0" w:before="0" w:line="360" w:lineRule="auto"/>
-        <w:ind w:left="360" w:right="0" w:hanging="360"/>
-        <w:jc w:val="left"/>
+        <w:ind w:left="720" w:right="0" w:hanging="360"/>
+        <w:jc w:val="both"/>
         <w:rPr/>
       </w:pPr>
       <w:r>
@@ -6087,7 +6340,7 @@
           <w:vertAlign w:val="baseline"/>
           <w:rtl w:val="0"/>
         </w:rPr>
-        <w:t xml:space="preserve">National Institute of Standards and Technology (NIST). Cloud Computing resources and guidance.</w:t>
+        <w:t xml:space="preserve">Through this assignment, I learned how cloud computing concepts can be applied to solve a real-world problem. I understood the working of the SaaS model and learned how a cloud-based application can collect, store and analyze information.</w:t>
       </w:r>
     </w:p>
     <w:p>
@@ -6109,8 +6362,8 @@
         </w:pBdr>
         <w:shd w:fill="auto" w:val="clear"/>
         <w:spacing w:after="0" w:before="0" w:line="360" w:lineRule="auto"/>
-        <w:ind w:left="360" w:right="0" w:hanging="360"/>
-        <w:jc w:val="left"/>
+        <w:ind w:left="720" w:right="0" w:hanging="360"/>
+        <w:jc w:val="both"/>
         <w:rPr/>
       </w:pPr>
       <w:r>
@@ -6130,50 +6383,7 @@
           <w:vertAlign w:val="baseline"/>
           <w:rtl w:val="0"/>
         </w:rPr>
-        <w:t xml:space="preserve">Zoho Corporation. Zoho Creator documentation and product resources.</w:t>
-      </w:r>
-    </w:p>
-    <w:p>
-      <w:pPr>
-        <w:keepNext w:val="0"/>
-        <w:keepLines w:val="0"/>
-        <w:pageBreakBefore w:val="0"/>
-        <w:widowControl w:val="1"/>
-        <w:numPr>
-          <w:ilvl w:val="0"/>
-          <w:numId w:val="2"/>
-        </w:numPr>
-        <w:pBdr>
-          <w:top w:space="0" w:sz="0" w:val="nil"/>
-          <w:left w:space="0" w:sz="0" w:val="nil"/>
-          <w:bottom w:space="0" w:sz="0" w:val="nil"/>
-          <w:right w:space="0" w:sz="0" w:val="nil"/>
-          <w:between w:space="0" w:sz="0" w:val="nil"/>
-        </w:pBdr>
-        <w:shd w:fill="auto" w:val="clear"/>
-        <w:spacing w:after="0" w:before="0" w:line="360" w:lineRule="auto"/>
-        <w:ind w:left="360" w:right="0" w:hanging="360"/>
-        <w:jc w:val="left"/>
-        <w:rPr/>
-      </w:pPr>
-      <w:r>
-        <w:rPr>
-          <w:rFonts w:ascii="Times New Roman" w:cs="Times New Roman" w:eastAsia="Times New Roman" w:hAnsi="Times New Roman"/>
-          <w:b w:val="0"/>
-          <w:bCs w:val="0"/>
-          <w:i w:val="0"/>
-          <w:iCs w:val="0"/>
-          <w:smallCaps w:val="0"/>
-          <w:strike w:val="0"/>
-          <w:color w:val="000000"/>
-          <w:sz w:val="24"/>
-          <w:szCs w:val="24"/>
-          <w:u w:val="none"/>
-          <w:shd w:fill="auto" w:val="clear"/>
-          <w:vertAlign w:val="baseline"/>
-          <w:rtl w:val="0"/>
-        </w:rPr>
-        <w:t xml:space="preserve">Rittinghouse, J. W., &amp; Ransome, J. F. (2017). Cloud Computing: Implementation, Management, and Security. CRC Press.</w:t>
+        <w:t xml:space="preserve">I also learned how forms, reports and dashboards can be used to create a simple management system using a cloud platform.</w:t>
       </w:r>
     </w:p>
     <w:p>
@@ -6195,12 +6405,10 @@
         </w:pBdr>
         <w:shd w:fill="auto" w:val="clear"/>
         <w:spacing w:after="200" w:before="0" w:line="360" w:lineRule="auto"/>
-        <w:ind w:left="360" w:right="0" w:hanging="360"/>
-        <w:jc w:val="left"/>
-        <w:rPr/>
-      </w:pPr>
-      <w:bookmarkStart w:colFirst="0" w:colLast="0" w:name="_bslnlqj9s7pl" w:id="0"/>
-      <w:bookmarkEnd w:id="0"/>
+        <w:ind w:left="720" w:right="0" w:hanging="360"/>
+        <w:jc w:val="both"/>
+        <w:rPr/>
+      </w:pPr>
       <w:r>
         <w:rPr>
           <w:rFonts w:ascii="Times New Roman" w:cs="Times New Roman" w:eastAsia="Times New Roman" w:hAnsi="Times New Roman"/>
@@ -6218,7 +6426,7 @@
           <w:vertAlign w:val="baseline"/>
           <w:rtl w:val="0"/>
         </w:rPr>
-        <w:t xml:space="preserve">Erl, T., Puttini, R., &amp; Mahmood, Z. (2013). Cloud Computing: Concepts, Technology &amp; Architecture. Prentice Hall.</w:t>
+        <w:t xml:space="preserve">If additional time and resources were available, the system could be improved by adding automatic notifications, administrator roles, complaint escalation, image upload for complaints and student feedback after complaint resolution.</w:t>
       </w:r>
     </w:p>
     <w:sectPr>
@@ -6397,6 +6605,116 @@
   <w:abstractNum w:abstractNumId="2">
     <w:lvl w:ilvl="0">
       <w:start w:val="1"/>
+      <w:numFmt w:val="bullet"/>
+      <w:lvlText w:val="⮚"/>
+      <w:lvlJc w:val="left"/>
+      <w:pPr>
+        <w:ind w:left="720" w:hanging="360"/>
+      </w:pPr>
+      <w:rPr>
+        <w:rFonts w:ascii="Noto Sans Symbols" w:cs="Noto Sans Symbols" w:eastAsia="Noto Sans Symbols" w:hAnsi="Noto Sans Symbols"/>
+      </w:rPr>
+    </w:lvl>
+    <w:lvl w:ilvl="1">
+      <w:start w:val="1"/>
+      <w:numFmt w:val="bullet"/>
+      <w:lvlText w:val="o"/>
+      <w:lvlJc w:val="left"/>
+      <w:pPr>
+        <w:ind w:left="1440" w:hanging="360"/>
+      </w:pPr>
+      <w:rPr>
+        <w:rFonts w:ascii="Courier New" w:cs="Courier New" w:eastAsia="Courier New" w:hAnsi="Courier New"/>
+      </w:rPr>
+    </w:lvl>
+    <w:lvl w:ilvl="2">
+      <w:start w:val="1"/>
+      <w:numFmt w:val="bullet"/>
+      <w:lvlText w:val="▪"/>
+      <w:lvlJc w:val="left"/>
+      <w:pPr>
+        <w:ind w:left="2160" w:hanging="360"/>
+      </w:pPr>
+      <w:rPr>
+        <w:rFonts w:ascii="Noto Sans Symbols" w:cs="Noto Sans Symbols" w:eastAsia="Noto Sans Symbols" w:hAnsi="Noto Sans Symbols"/>
+      </w:rPr>
+    </w:lvl>
+    <w:lvl w:ilvl="3">
+      <w:start w:val="1"/>
+      <w:numFmt w:val="bullet"/>
+      <w:lvlText w:val="●"/>
+      <w:lvlJc w:val="left"/>
+      <w:pPr>
+        <w:ind w:left="2880" w:hanging="360"/>
+      </w:pPr>
+      <w:rPr>
+        <w:rFonts w:ascii="Noto Sans Symbols" w:cs="Noto Sans Symbols" w:eastAsia="Noto Sans Symbols" w:hAnsi="Noto Sans Symbols"/>
+      </w:rPr>
+    </w:lvl>
+    <w:lvl w:ilvl="4">
+      <w:start w:val="1"/>
+      <w:numFmt w:val="bullet"/>
+      <w:lvlText w:val="o"/>
+      <w:lvlJc w:val="left"/>
+      <w:pPr>
+        <w:ind w:left="3600" w:hanging="360"/>
+      </w:pPr>
+      <w:rPr>
+        <w:rFonts w:ascii="Courier New" w:cs="Courier New" w:eastAsia="Courier New" w:hAnsi="Courier New"/>
+      </w:rPr>
+    </w:lvl>
+    <w:lvl w:ilvl="5">
+      <w:start w:val="1"/>
+      <w:numFmt w:val="bullet"/>
+      <w:lvlText w:val="▪"/>
+      <w:lvlJc w:val="left"/>
+      <w:pPr>
+        <w:ind w:left="4320" w:hanging="360"/>
+      </w:pPr>
+      <w:rPr>
+        <w:rFonts w:ascii="Noto Sans Symbols" w:cs="Noto Sans Symbols" w:eastAsia="Noto Sans Symbols" w:hAnsi="Noto Sans Symbols"/>
+      </w:rPr>
+    </w:lvl>
+    <w:lvl w:ilvl="6">
+      <w:start w:val="1"/>
+      <w:numFmt w:val="bullet"/>
+      <w:lvlText w:val="●"/>
+      <w:lvlJc w:val="left"/>
+      <w:pPr>
+        <w:ind w:left="5040" w:hanging="360"/>
+      </w:pPr>
+      <w:rPr>
+        <w:rFonts w:ascii="Noto Sans Symbols" w:cs="Noto Sans Symbols" w:eastAsia="Noto Sans Symbols" w:hAnsi="Noto Sans Symbols"/>
+      </w:rPr>
+    </w:lvl>
+    <w:lvl w:ilvl="7">
+      <w:start w:val="1"/>
+      <w:numFmt w:val="bullet"/>
+      <w:lvlText w:val="o"/>
+      <w:lvlJc w:val="left"/>
+      <w:pPr>
+        <w:ind w:left="5760" w:hanging="360"/>
+      </w:pPr>
+      <w:rPr>
+        <w:rFonts w:ascii="Courier New" w:cs="Courier New" w:eastAsia="Courier New" w:hAnsi="Courier New"/>
+      </w:rPr>
+    </w:lvl>
+    <w:lvl w:ilvl="8">
+      <w:start w:val="1"/>
+      <w:numFmt w:val="bullet"/>
+      <w:lvlText w:val="▪"/>
+      <w:lvlJc w:val="left"/>
+      <w:pPr>
+        <w:ind w:left="6480" w:hanging="360"/>
+      </w:pPr>
+      <w:rPr>
+        <w:rFonts w:ascii="Noto Sans Symbols" w:cs="Noto Sans Symbols" w:eastAsia="Noto Sans Symbols" w:hAnsi="Noto Sans Symbols"/>
+      </w:rPr>
+    </w:lvl>
+  </w:abstractNum>
+  <w:abstractNum w:abstractNumId="3">
+    <w:lvl w:ilvl="0">
+      <w:start w:val="1"/>
       <w:numFmt w:val="decimal"/>
       <w:lvlText w:val="%1."/>
       <w:lvlJc w:val="left"/>
@@ -6491,6 +6809,9 @@
   </w:num>
   <w:num w:numId="2">
     <w:abstractNumId w:val="2"/>
+  </w:num>
+  <w:num w:numId="3">
+    <w:abstractNumId w:val="3"/>
   </w:num>
 </w:numbering>
 </file>
